--- a/docs/WORK_REPORT_PPK_DATES.docx
+++ b/docs/WORK_REPORT_PPK_DATES.docx
@@ -108,7 +108,7 @@
           <w:sz w:val="22"/>
           <w:szCs w:val="22"/>
         </w:rPr>
-        <w:pict w14:anchorId="1747B2D4">
+        <w:pict w14:anchorId="1BA6F9F3">
           <v:rect id="_x0000_i1025" style="width:0;height:1.5pt" o:hralign="center" o:hrstd="t" o:hr="t" fillcolor="#a0a0a0" stroked="f"/>
         </w:pict>
       </w:r>
@@ -480,7 +480,7 @@
           <w:sz w:val="22"/>
           <w:szCs w:val="22"/>
         </w:rPr>
-        <w:t>Обновлен шаблон документа: шапка таблицы приведена в соответствие с фактическим составом строки. Прежняя шапка обещала дату рождения, уровень образования и объем академических часов, которых в документ никогда не подставлялось.</w:t>
+        <w:t>Оба источника дат приводятся к одному человекочитаемому виду (04.09.2026), поэтому в колонке не соседствуют разные форматы. Хранение при этом не менялось: внутри даты остаются в машинном виде, по которому их сравнивает регулярная задача.</w:t>
       </w:r>
     </w:p>
     <w:p>
@@ -502,7 +502,7 @@
           <w:sz w:val="22"/>
           <w:szCs w:val="22"/>
         </w:rPr>
-        <w:t>Включена настоящая проверка входных данных приложения: раньше содержимое не проверялось вообще, и пустые значения доходили до формирования документа незамеченными.</w:t>
+        <w:t>Обновлен шаблон документа: шапка таблицы приведена в соответствие с фактическим составом строки. Прежняя шапка обещала дату рождения, уровень образования и объем академических часов, которых в документ никогда не подставлялось.</w:t>
       </w:r>
     </w:p>
     <w:p>
@@ -524,6 +524,28 @@
           <w:sz w:val="22"/>
           <w:szCs w:val="22"/>
         </w:rPr>
+        <w:t>Включена настоящая проверка входных данных приложения: раньше содержимое не проверялось вообще, и пустые значения доходили до формирования документа незамеченными.</w:t>
+      </w:r>
+    </w:p>
+    <w:p>
+      <w:pPr>
+        <w:numPr>
+          <w:ilvl w:val="0"/>
+          <w:numId w:val="2"/>
+        </w:numPr>
+        <w:spacing w:before="100" w:beforeAutospacing="1" w:after="100" w:afterAutospacing="1"/>
+        <w:rPr>
+          <w:rFonts w:ascii="Calibri" w:eastAsia="Times New Roman" w:hAnsi="Calibri" w:cs="Calibri"/>
+          <w:sz w:val="22"/>
+          <w:szCs w:val="22"/>
+        </w:rPr>
+      </w:pPr>
+      <w:r>
+        <w:rPr>
+          <w:rFonts w:ascii="Calibri" w:eastAsia="Times New Roman" w:hAnsi="Calibri" w:cs="Calibri"/>
+          <w:sz w:val="22"/>
+          <w:szCs w:val="22"/>
+        </w:rPr>
         <w:t>Сбой формирования приложения перестал быть тихим: причина пишется в сделку и уходит уведомлением в служебный канал.</w:t>
       </w:r>
     </w:p>
@@ -719,6 +741,24 @@
           <w:sz w:val="22"/>
           <w:szCs w:val="22"/>
         </w:rPr>
+        <w:t>Отдельно учтено, что приложение работает по новосибирскому времени, а сервер — по всемирному. Задача запускается в три часа ночи именно по Новосибирску, и «сегодня» для правила двух недель считается по этому же поясу. Без этого правило срабатывало бы на сутки позже: в момент ночного запуска системная дата на сервере еще предыдущая.</w:t>
+      </w:r>
+    </w:p>
+    <w:p>
+      <w:pPr>
+        <w:pStyle w:val="a3"/>
+        <w:rPr>
+          <w:rFonts w:ascii="Calibri" w:hAnsi="Calibri" w:cs="Calibri"/>
+          <w:sz w:val="22"/>
+          <w:szCs w:val="22"/>
+        </w:rPr>
+      </w:pPr>
+      <w:r>
+        <w:rPr>
+          <w:rFonts w:ascii="Calibri" w:hAnsi="Calibri" w:cs="Calibri"/>
+          <w:sz w:val="22"/>
+          <w:szCs w:val="22"/>
+        </w:rPr>
         <w:t>Помимо расписания предусмотрен ручной запуск тем же кодом — для проверки без ожидания ночи.</w:t>
       </w:r>
     </w:p>
@@ -752,6 +792,7 @@
           <w:sz w:val="22"/>
           <w:szCs w:val="22"/>
         </w:rPr>
+        <w:lastRenderedPageBreak/>
         <w:t>Симптом:</w:t>
       </w:r>
       <w:r>
@@ -760,15 +801,7 @@
           <w:sz w:val="22"/>
           <w:szCs w:val="22"/>
         </w:rPr>
-        <w:t xml:space="preserve"> </w:t>
-      </w:r>
-      <w:r>
-        <w:rPr>
-          <w:rFonts w:ascii="Calibri" w:hAnsi="Calibri" w:cs="Calibri"/>
-          <w:sz w:val="22"/>
-          <w:szCs w:val="22"/>
-        </w:rPr>
-        <w:t>в записи о заявке печаталось «Пакет УП: 26620» — идентификатор вместо «Учетная политика 2027».</w:t>
+        <w:t xml:space="preserve"> в записи о заявке печаталось «Пакет УП: 26620» — идентификатор вместо «Учетная политика 2027».</w:t>
       </w:r>
     </w:p>
     <w:p>
@@ -829,16 +862,7 @@
           <w:sz w:val="22"/>
           <w:szCs w:val="22"/>
         </w:rPr>
-        <w:t xml:space="preserve">. У остальных списки значений в рабочем режиме не обновлялись, использовались зашитые в код — а добавленных в портале значений там, разумеется, нет. Когда значение не найдено, в </w:t>
-      </w:r>
-      <w:r>
-        <w:rPr>
-          <w:rFonts w:ascii="Calibri" w:hAnsi="Calibri" w:cs="Calibri"/>
-          <w:sz w:val="22"/>
-          <w:szCs w:val="22"/>
-        </w:rPr>
-        <w:lastRenderedPageBreak/>
-        <w:t>заявку уходит сырой идентификатор. Затронуто было не одно поле: «замороженными» оставались списки у трех десятков справочников.</w:t>
+        <w:t>. У остальных списки значений в рабочем режиме не обновлялись, использовались зашитые в код — а добавленных в портале значений там, разумеется, нет. Когда значение не найдено, в заявку уходит сырой идентификатор. Затронуто было не одно поле: «замороженными» оставались списки у трех десятков справочников.</w:t>
       </w:r>
     </w:p>
     <w:p>
@@ -963,7 +987,7 @@
           <w:sz w:val="22"/>
           <w:szCs w:val="22"/>
         </w:rPr>
-        <w:pict w14:anchorId="34A42291">
+        <w:pict w14:anchorId="6FCFA003">
           <v:rect id="_x0000_i1026" style="width:0;height:1.5pt" o:hralign="center" o:hrstd="t" o:hr="t" fillcolor="#a0a0a0" stroked="f"/>
         </w:pict>
       </w:r>
@@ -1010,13 +1034,13 @@
               <w:bottom w:val="single" w:sz="6" w:space="0" w:color="999999"/>
               <w:right w:val="single" w:sz="6" w:space="0" w:color="999999"/>
             </w:tcBorders>
-            <w:tcMar>
-              <w:top w:w="60" w:type="dxa"/>
-              <w:left w:w="120" w:type="dxa"/>
-              <w:bottom w:w="60" w:type="dxa"/>
-              <w:right w:w="120" w:type="dxa"/>
-            </w:tcMar>
-            <w:vAlign w:val="center"/>
+            <w:shd w:val="clear" w:color="auto" w:fill="EEEEEE"/>
+            <w:tcMar>
+              <w:top w:w="60" w:type="dxa"/>
+              <w:left w:w="120" w:type="dxa"/>
+              <w:bottom w:w="60" w:type="dxa"/>
+              <w:right w:w="120" w:type="dxa"/>
+            </w:tcMar>
             <w:hideMark/>
           </w:tcPr>
           <w:p>
@@ -1051,13 +1075,13 @@
               <w:bottom w:val="single" w:sz="6" w:space="0" w:color="999999"/>
               <w:right w:val="single" w:sz="6" w:space="0" w:color="999999"/>
             </w:tcBorders>
-            <w:tcMar>
-              <w:top w:w="60" w:type="dxa"/>
-              <w:left w:w="120" w:type="dxa"/>
-              <w:bottom w:w="60" w:type="dxa"/>
-              <w:right w:w="120" w:type="dxa"/>
-            </w:tcMar>
-            <w:vAlign w:val="center"/>
+            <w:shd w:val="clear" w:color="auto" w:fill="EEEEEE"/>
+            <w:tcMar>
+              <w:top w:w="60" w:type="dxa"/>
+              <w:left w:w="120" w:type="dxa"/>
+              <w:bottom w:w="60" w:type="dxa"/>
+              <w:right w:w="120" w:type="dxa"/>
+            </w:tcMar>
             <w:hideMark/>
           </w:tcPr>
           <w:p>
@@ -1100,7 +1124,6 @@
               <w:bottom w:w="60" w:type="dxa"/>
               <w:right w:w="120" w:type="dxa"/>
             </w:tcMar>
-            <w:vAlign w:val="center"/>
             <w:hideMark/>
           </w:tcPr>
           <w:p>
@@ -1136,7 +1159,6 @@
               <w:bottom w:w="60" w:type="dxa"/>
               <w:right w:w="120" w:type="dxa"/>
             </w:tcMar>
-            <w:vAlign w:val="center"/>
             <w:hideMark/>
           </w:tcPr>
           <w:p>
@@ -1174,7 +1196,6 @@
               <w:bottom w:w="60" w:type="dxa"/>
               <w:right w:w="120" w:type="dxa"/>
             </w:tcMar>
-            <w:vAlign w:val="center"/>
             <w:hideMark/>
           </w:tcPr>
           <w:p>
@@ -1210,7 +1231,6 @@
               <w:bottom w:w="60" w:type="dxa"/>
               <w:right w:w="120" w:type="dxa"/>
             </w:tcMar>
-            <w:vAlign w:val="center"/>
             <w:hideMark/>
           </w:tcPr>
           <w:p>
@@ -1248,7 +1268,6 @@
               <w:bottom w:w="60" w:type="dxa"/>
               <w:right w:w="120" w:type="dxa"/>
             </w:tcMar>
-            <w:vAlign w:val="center"/>
             <w:hideMark/>
           </w:tcPr>
           <w:p>
@@ -1284,7 +1303,6 @@
               <w:bottom w:w="60" w:type="dxa"/>
               <w:right w:w="120" w:type="dxa"/>
             </w:tcMar>
-            <w:vAlign w:val="center"/>
             <w:hideMark/>
           </w:tcPr>
           <w:p>
@@ -1322,7 +1340,6 @@
               <w:bottom w:w="60" w:type="dxa"/>
               <w:right w:w="120" w:type="dxa"/>
             </w:tcMar>
-            <w:vAlign w:val="center"/>
             <w:hideMark/>
           </w:tcPr>
           <w:p>
@@ -1358,7 +1375,6 @@
               <w:bottom w:w="60" w:type="dxa"/>
               <w:right w:w="120" w:type="dxa"/>
             </w:tcMar>
-            <w:vAlign w:val="center"/>
             <w:hideMark/>
           </w:tcPr>
           <w:p>
@@ -1396,7 +1412,6 @@
               <w:bottom w:w="60" w:type="dxa"/>
               <w:right w:w="120" w:type="dxa"/>
             </w:tcMar>
-            <w:vAlign w:val="center"/>
             <w:hideMark/>
           </w:tcPr>
           <w:p>
@@ -1432,7 +1447,6 @@
               <w:bottom w:w="60" w:type="dxa"/>
               <w:right w:w="120" w:type="dxa"/>
             </w:tcMar>
-            <w:vAlign w:val="center"/>
             <w:hideMark/>
           </w:tcPr>
           <w:p>
@@ -1470,7 +1484,6 @@
               <w:bottom w:w="60" w:type="dxa"/>
               <w:right w:w="120" w:type="dxa"/>
             </w:tcMar>
-            <w:vAlign w:val="center"/>
             <w:hideMark/>
           </w:tcPr>
           <w:p>
@@ -1506,7 +1519,6 @@
               <w:bottom w:w="60" w:type="dxa"/>
               <w:right w:w="120" w:type="dxa"/>
             </w:tcMar>
-            <w:vAlign w:val="center"/>
             <w:hideMark/>
           </w:tcPr>
           <w:p>
@@ -1544,7 +1556,6 @@
               <w:bottom w:w="60" w:type="dxa"/>
               <w:right w:w="120" w:type="dxa"/>
             </w:tcMar>
-            <w:vAlign w:val="center"/>
             <w:hideMark/>
           </w:tcPr>
           <w:p>
@@ -1580,7 +1591,6 @@
               <w:bottom w:w="60" w:type="dxa"/>
               <w:right w:w="120" w:type="dxa"/>
             </w:tcMar>
-            <w:vAlign w:val="center"/>
             <w:hideMark/>
           </w:tcPr>
           <w:p>
@@ -1618,7 +1628,6 @@
               <w:bottom w:w="60" w:type="dxa"/>
               <w:right w:w="120" w:type="dxa"/>
             </w:tcMar>
-            <w:vAlign w:val="center"/>
             <w:hideMark/>
           </w:tcPr>
           <w:p>
@@ -1654,7 +1663,6 @@
               <w:bottom w:w="60" w:type="dxa"/>
               <w:right w:w="120" w:type="dxa"/>
             </w:tcMar>
-            <w:vAlign w:val="center"/>
             <w:hideMark/>
           </w:tcPr>
           <w:p>
@@ -1692,7 +1700,6 @@
               <w:bottom w:w="60" w:type="dxa"/>
               <w:right w:w="120" w:type="dxa"/>
             </w:tcMar>
-            <w:vAlign w:val="center"/>
             <w:hideMark/>
           </w:tcPr>
           <w:p>
@@ -1728,7 +1735,6 @@
               <w:bottom w:w="60" w:type="dxa"/>
               <w:right w:w="120" w:type="dxa"/>
             </w:tcMar>
-            <w:vAlign w:val="center"/>
             <w:hideMark/>
           </w:tcPr>
           <w:p>
@@ -1783,7 +1789,7 @@
           <w:sz w:val="22"/>
           <w:szCs w:val="22"/>
         </w:rPr>
-        <w:pict w14:anchorId="17CEED52">
+        <w:pict w14:anchorId="0B3A90E6">
           <v:rect id="_x0000_i1027" style="width:0;height:1.5pt" o:hralign="center" o:hrstd="t" o:hr="t" fillcolor="#a0a0a0" stroked="f"/>
         </w:pict>
       </w:r>
@@ -1830,13 +1836,13 @@
               <w:bottom w:val="single" w:sz="6" w:space="0" w:color="999999"/>
               <w:right w:val="single" w:sz="6" w:space="0" w:color="999999"/>
             </w:tcBorders>
-            <w:tcMar>
-              <w:top w:w="60" w:type="dxa"/>
-              <w:left w:w="120" w:type="dxa"/>
-              <w:bottom w:w="60" w:type="dxa"/>
-              <w:right w:w="120" w:type="dxa"/>
-            </w:tcMar>
-            <w:vAlign w:val="center"/>
+            <w:shd w:val="clear" w:color="auto" w:fill="EEEEEE"/>
+            <w:tcMar>
+              <w:top w:w="60" w:type="dxa"/>
+              <w:left w:w="120" w:type="dxa"/>
+              <w:bottom w:w="60" w:type="dxa"/>
+              <w:right w:w="120" w:type="dxa"/>
+            </w:tcMar>
             <w:hideMark/>
           </w:tcPr>
           <w:p>
@@ -1871,13 +1877,13 @@
               <w:bottom w:val="single" w:sz="6" w:space="0" w:color="999999"/>
               <w:right w:val="single" w:sz="6" w:space="0" w:color="999999"/>
             </w:tcBorders>
-            <w:tcMar>
-              <w:top w:w="60" w:type="dxa"/>
-              <w:left w:w="120" w:type="dxa"/>
-              <w:bottom w:w="60" w:type="dxa"/>
-              <w:right w:w="120" w:type="dxa"/>
-            </w:tcMar>
-            <w:vAlign w:val="center"/>
+            <w:shd w:val="clear" w:color="auto" w:fill="EEEEEE"/>
+            <w:tcMar>
+              <w:top w:w="60" w:type="dxa"/>
+              <w:left w:w="120" w:type="dxa"/>
+              <w:bottom w:w="60" w:type="dxa"/>
+              <w:right w:w="120" w:type="dxa"/>
+            </w:tcMar>
             <w:hideMark/>
           </w:tcPr>
           <w:p>
@@ -1920,7 +1926,6 @@
               <w:bottom w:w="60" w:type="dxa"/>
               <w:right w:w="120" w:type="dxa"/>
             </w:tcMar>
-            <w:vAlign w:val="center"/>
             <w:hideMark/>
           </w:tcPr>
           <w:p>
@@ -1956,7 +1961,6 @@
               <w:bottom w:w="60" w:type="dxa"/>
               <w:right w:w="120" w:type="dxa"/>
             </w:tcMar>
-            <w:vAlign w:val="center"/>
             <w:hideMark/>
           </w:tcPr>
           <w:p>
@@ -1994,7 +1998,6 @@
               <w:bottom w:w="60" w:type="dxa"/>
               <w:right w:w="120" w:type="dxa"/>
             </w:tcMar>
-            <w:vAlign w:val="center"/>
             <w:hideMark/>
           </w:tcPr>
           <w:p>
@@ -2030,7 +2033,6 @@
               <w:bottom w:w="60" w:type="dxa"/>
               <w:right w:w="120" w:type="dxa"/>
             </w:tcMar>
-            <w:vAlign w:val="center"/>
             <w:hideMark/>
           </w:tcPr>
           <w:p>
@@ -2068,7 +2070,6 @@
               <w:bottom w:w="60" w:type="dxa"/>
               <w:right w:w="120" w:type="dxa"/>
             </w:tcMar>
-            <w:vAlign w:val="center"/>
             <w:hideMark/>
           </w:tcPr>
           <w:p>
@@ -2104,7 +2105,6 @@
               <w:bottom w:w="60" w:type="dxa"/>
               <w:right w:w="120" w:type="dxa"/>
             </w:tcMar>
-            <w:vAlign w:val="center"/>
             <w:hideMark/>
           </w:tcPr>
           <w:p>
@@ -2142,7 +2142,6 @@
               <w:bottom w:w="60" w:type="dxa"/>
               <w:right w:w="120" w:type="dxa"/>
             </w:tcMar>
-            <w:vAlign w:val="center"/>
             <w:hideMark/>
           </w:tcPr>
           <w:p>
@@ -2178,7 +2177,6 @@
               <w:bottom w:w="60" w:type="dxa"/>
               <w:right w:w="120" w:type="dxa"/>
             </w:tcMar>
-            <w:vAlign w:val="center"/>
             <w:hideMark/>
           </w:tcPr>
           <w:p>
@@ -2215,7 +2213,7 @@
           <w:sz w:val="22"/>
           <w:szCs w:val="22"/>
         </w:rPr>
-        <w:pict w14:anchorId="787311B1">
+        <w:pict w14:anchorId="60D57A21">
           <v:rect id="_x0000_i1028" style="width:0;height:1.5pt" o:hralign="center" o:hrstd="t" o:hr="t" fillcolor="#a0a0a0" stroked="f"/>
         </w:pict>
       </w:r>
@@ -2262,13 +2260,13 @@
               <w:bottom w:val="single" w:sz="6" w:space="0" w:color="999999"/>
               <w:right w:val="single" w:sz="6" w:space="0" w:color="999999"/>
             </w:tcBorders>
-            <w:tcMar>
-              <w:top w:w="60" w:type="dxa"/>
-              <w:left w:w="120" w:type="dxa"/>
-              <w:bottom w:w="60" w:type="dxa"/>
-              <w:right w:w="120" w:type="dxa"/>
-            </w:tcMar>
-            <w:vAlign w:val="center"/>
+            <w:shd w:val="clear" w:color="auto" w:fill="EEEEEE"/>
+            <w:tcMar>
+              <w:top w:w="60" w:type="dxa"/>
+              <w:left w:w="120" w:type="dxa"/>
+              <w:bottom w:w="60" w:type="dxa"/>
+              <w:right w:w="120" w:type="dxa"/>
+            </w:tcMar>
             <w:hideMark/>
           </w:tcPr>
           <w:p>
@@ -2303,13 +2301,13 @@
               <w:bottom w:val="single" w:sz="6" w:space="0" w:color="999999"/>
               <w:right w:val="single" w:sz="6" w:space="0" w:color="999999"/>
             </w:tcBorders>
-            <w:tcMar>
-              <w:top w:w="60" w:type="dxa"/>
-              <w:left w:w="120" w:type="dxa"/>
-              <w:bottom w:w="60" w:type="dxa"/>
-              <w:right w:w="120" w:type="dxa"/>
-            </w:tcMar>
-            <w:vAlign w:val="center"/>
+            <w:shd w:val="clear" w:color="auto" w:fill="EEEEEE"/>
+            <w:tcMar>
+              <w:top w:w="60" w:type="dxa"/>
+              <w:left w:w="120" w:type="dxa"/>
+              <w:bottom w:w="60" w:type="dxa"/>
+              <w:right w:w="120" w:type="dxa"/>
+            </w:tcMar>
             <w:hideMark/>
           </w:tcPr>
           <w:p>
@@ -2352,7 +2350,6 @@
               <w:bottom w:w="60" w:type="dxa"/>
               <w:right w:w="120" w:type="dxa"/>
             </w:tcMar>
-            <w:vAlign w:val="center"/>
             <w:hideMark/>
           </w:tcPr>
           <w:p>
@@ -2388,7 +2385,6 @@
               <w:bottom w:w="60" w:type="dxa"/>
               <w:right w:w="120" w:type="dxa"/>
             </w:tcMar>
-            <w:vAlign w:val="center"/>
             <w:hideMark/>
           </w:tcPr>
           <w:p>
@@ -2426,7 +2422,6 @@
               <w:bottom w:w="60" w:type="dxa"/>
               <w:right w:w="120" w:type="dxa"/>
             </w:tcMar>
-            <w:vAlign w:val="center"/>
             <w:hideMark/>
           </w:tcPr>
           <w:p>
@@ -2462,7 +2457,6 @@
               <w:bottom w:w="60" w:type="dxa"/>
               <w:right w:w="120" w:type="dxa"/>
             </w:tcMar>
-            <w:vAlign w:val="center"/>
             <w:hideMark/>
           </w:tcPr>
           <w:p>
@@ -2500,7 +2494,6 @@
               <w:bottom w:w="60" w:type="dxa"/>
               <w:right w:w="120" w:type="dxa"/>
             </w:tcMar>
-            <w:vAlign w:val="center"/>
             <w:hideMark/>
           </w:tcPr>
           <w:p>
@@ -2536,7 +2529,6 @@
               <w:bottom w:w="60" w:type="dxa"/>
               <w:right w:w="120" w:type="dxa"/>
             </w:tcMar>
-            <w:vAlign w:val="center"/>
             <w:hideMark/>
           </w:tcPr>
           <w:p>
@@ -2574,7 +2566,6 @@
               <w:bottom w:w="60" w:type="dxa"/>
               <w:right w:w="120" w:type="dxa"/>
             </w:tcMar>
-            <w:vAlign w:val="center"/>
             <w:hideMark/>
           </w:tcPr>
           <w:p>
@@ -2610,7 +2601,6 @@
               <w:bottom w:w="60" w:type="dxa"/>
               <w:right w:w="120" w:type="dxa"/>
             </w:tcMar>
-            <w:vAlign w:val="center"/>
             <w:hideMark/>
           </w:tcPr>
           <w:p>
@@ -2648,7 +2638,6 @@
               <w:bottom w:w="60" w:type="dxa"/>
               <w:right w:w="120" w:type="dxa"/>
             </w:tcMar>
-            <w:vAlign w:val="center"/>
             <w:hideMark/>
           </w:tcPr>
           <w:p>
@@ -2684,7 +2673,6 @@
               <w:bottom w:w="60" w:type="dxa"/>
               <w:right w:w="120" w:type="dxa"/>
             </w:tcMar>
-            <w:vAlign w:val="center"/>
             <w:hideMark/>
           </w:tcPr>
           <w:p>
@@ -2722,7 +2710,6 @@
               <w:bottom w:w="60" w:type="dxa"/>
               <w:right w:w="120" w:type="dxa"/>
             </w:tcMar>
-            <w:vAlign w:val="center"/>
             <w:hideMark/>
           </w:tcPr>
           <w:p>
@@ -2758,7 +2745,6 @@
               <w:bottom w:w="60" w:type="dxa"/>
               <w:right w:w="120" w:type="dxa"/>
             </w:tcMar>
-            <w:vAlign w:val="center"/>
             <w:hideMark/>
           </w:tcPr>
           <w:p>
@@ -2796,7 +2782,6 @@
               <w:bottom w:w="60" w:type="dxa"/>
               <w:right w:w="120" w:type="dxa"/>
             </w:tcMar>
-            <w:vAlign w:val="center"/>
             <w:hideMark/>
           </w:tcPr>
           <w:p>
@@ -2832,7 +2817,6 @@
               <w:bottom w:w="60" w:type="dxa"/>
               <w:right w:w="120" w:type="dxa"/>
             </w:tcMar>
-            <w:vAlign w:val="center"/>
             <w:hideMark/>
           </w:tcPr>
           <w:p>
@@ -2870,7 +2854,6 @@
               <w:bottom w:w="60" w:type="dxa"/>
               <w:right w:w="120" w:type="dxa"/>
             </w:tcMar>
-            <w:vAlign w:val="center"/>
             <w:hideMark/>
           </w:tcPr>
           <w:p>
@@ -2906,7 +2889,6 @@
               <w:bottom w:w="60" w:type="dxa"/>
               <w:right w:w="120" w:type="dxa"/>
             </w:tcMar>
-            <w:vAlign w:val="center"/>
             <w:hideMark/>
           </w:tcPr>
           <w:p>
@@ -2944,7 +2926,6 @@
               <w:bottom w:w="60" w:type="dxa"/>
               <w:right w:w="120" w:type="dxa"/>
             </w:tcMar>
-            <w:vAlign w:val="center"/>
             <w:hideMark/>
           </w:tcPr>
           <w:p>
@@ -2980,7 +2961,6 @@
               <w:bottom w:w="60" w:type="dxa"/>
               <w:right w:w="120" w:type="dxa"/>
             </w:tcMar>
-            <w:vAlign w:val="center"/>
             <w:hideMark/>
           </w:tcPr>
           <w:p>
@@ -3018,7 +2998,6 @@
               <w:bottom w:w="60" w:type="dxa"/>
               <w:right w:w="120" w:type="dxa"/>
             </w:tcMar>
-            <w:vAlign w:val="center"/>
             <w:hideMark/>
           </w:tcPr>
           <w:p>
@@ -3054,7 +3033,6 @@
               <w:bottom w:w="60" w:type="dxa"/>
               <w:right w:w="120" w:type="dxa"/>
             </w:tcMar>
-            <w:vAlign w:val="center"/>
             <w:hideMark/>
           </w:tcPr>
           <w:p>
@@ -3092,7 +3070,6 @@
               <w:bottom w:w="60" w:type="dxa"/>
               <w:right w:w="120" w:type="dxa"/>
             </w:tcMar>
-            <w:vAlign w:val="center"/>
             <w:hideMark/>
           </w:tcPr>
           <w:p>
@@ -3129,7 +3106,6 @@
               <w:bottom w:w="60" w:type="dxa"/>
               <w:right w:w="120" w:type="dxa"/>
             </w:tcMar>
-            <w:vAlign w:val="center"/>
             <w:hideMark/>
           </w:tcPr>
           <w:p>
@@ -3184,9 +3160,9 @@
 <file path=word/numbering.xml><?xml version="1.0" encoding="utf-8"?>
 <w:numbering xmlns:wpc="http://schemas.microsoft.com/office/word/2010/wordprocessingCanvas" xmlns:cx="http://schemas.microsoft.com/office/drawing/2014/chartex" xmlns:cx1="http://schemas.microsoft.com/office/drawing/2015/9/8/chartex" xmlns:cx2="http://schemas.microsoft.com/office/drawing/2015/10/21/chartex" xmlns:cx3="http://schemas.microsoft.com/office/drawing/2016/5/9/chartex" xmlns:cx4="http://schemas.microsoft.com/office/drawing/2016/5/10/chartex" xmlns:cx5="http://schemas.microsoft.com/office/drawing/2016/5/11/chartex" xmlns:cx6="http://schemas.microsoft.com/office/drawing/2016/5/12/chartex" xmlns:cx7="http://schemas.microsoft.com/office/drawing/2016/5/13/chartex" xmlns:cx8="http://schemas.microsoft.com/office/drawing/2016/5/14/chartex" xmlns:mc="http://schemas.openxmlformats.org/markup-compatibility/2006" xmlns:aink="http://schemas.microsoft.com/office/drawing/2016/ink" xmlns:am3d="http://schemas.microsoft.com/office/drawing/2017/model3d" xmlns:o="urn:schemas-microsoft-com:office:office" xmlns:oel="http://schemas.microsoft.com/office/2019/extlst" xmlns:r="http://schemas.openxmlformats.org/officeDocument/2006/relationships" xmlns:m="http://schemas.openxmlformats.org/officeDocument/2006/math" xmlns:v="urn:schemas-microsoft-com:vml" xmlns:wp14="http://schemas.microsoft.com/office/word/2010/wordprocessingDrawing" xmlns:wp="http://schemas.openxmlformats.org/drawingml/2006/wordprocessingDrawing" xmlns:w10="urn:schemas-microsoft-com:office:word" xmlns:w="http://schemas.openxmlformats.org/wordprocessingml/2006/main" xmlns:w14="http://schemas.microsoft.com/office/word/2010/wordml" xmlns:w15="http://schemas.microsoft.com/office/word/2012/wordml" xmlns:w16cex="http://schemas.microsoft.com/office/word/2018/wordml/cex" xmlns:w16cid="http://schemas.microsoft.com/office/word/2016/wordml/cid" xmlns:w16="http://schemas.microsoft.com/office/word/2018/wordml" xmlns:w16du="http://schemas.microsoft.com/office/word/2023/wordml/word16du" xmlns:w16sdtdh="http://schemas.microsoft.com/office/word/2020/wordml/sdtdatahash" xmlns:w16sdtfl="http://schemas.microsoft.com/office/word/2024/wordml/sdtformatlock" xmlns:w16se="http://schemas.microsoft.com/office/word/2015/wordml/symex" xmlns:wpg="http://schemas.microsoft.com/office/word/2010/wordprocessingGroup" xmlns:wpi="http://schemas.microsoft.com/office/word/2010/wordprocessingInk" xmlns:wne="http://schemas.microsoft.com/office/word/2006/wordml" xmlns:wps="http://schemas.microsoft.com/office/word/2010/wordprocessingShape" mc:Ignorable="w14 w15 w16se w16cid w16 w16cex w16sdtdh w16sdtfl w16du wp14">
   <w:abstractNum w:abstractNumId="0" w15:restartNumberingAfterBreak="0">
-    <w:nsid w:val="023314E9"/>
+    <w:nsid w:val="1EEA3F17"/>
     <w:multiLevelType w:val="multilevel"/>
-    <w:tmpl w:val="D28CCF42"/>
+    <w:tmpl w:val="631CBC54"/>
     <w:lvl w:ilvl="0">
       <w:start w:val="1"/>
       <w:numFmt w:val="bullet"/>
@@ -3333,9 +3309,9 @@
     </w:lvl>
   </w:abstractNum>
   <w:abstractNum w:abstractNumId="1" w15:restartNumberingAfterBreak="0">
-    <w:nsid w:val="0C210A00"/>
+    <w:nsid w:val="3CA67B3F"/>
     <w:multiLevelType w:val="multilevel"/>
-    <w:tmpl w:val="8C54EC12"/>
+    <w:tmpl w:val="0B40D662"/>
     <w:lvl w:ilvl="0">
       <w:start w:val="1"/>
       <w:numFmt w:val="bullet"/>
@@ -3482,9 +3458,9 @@
     </w:lvl>
   </w:abstractNum>
   <w:abstractNum w:abstractNumId="2" w15:restartNumberingAfterBreak="0">
-    <w:nsid w:val="5C532C2D"/>
+    <w:nsid w:val="49B43450"/>
     <w:multiLevelType w:val="multilevel"/>
-    <w:tmpl w:val="09E28940"/>
+    <w:tmpl w:val="5DB8F832"/>
     <w:lvl w:ilvl="0">
       <w:start w:val="1"/>
       <w:numFmt w:val="bullet"/>
@@ -3630,14 +3606,14 @@
       </w:rPr>
     </w:lvl>
   </w:abstractNum>
-  <w:num w:numId="1" w16cid:durableId="1707097621">
+  <w:num w:numId="1" w16cid:durableId="735275900">
     <w:abstractNumId w:val="0"/>
   </w:num>
-  <w:num w:numId="2" w16cid:durableId="1834488719">
+  <w:num w:numId="2" w16cid:durableId="2005352613">
+    <w:abstractNumId w:val="1"/>
+  </w:num>
+  <w:num w:numId="3" w16cid:durableId="310910953">
     <w:abstractNumId w:val="2"/>
-  </w:num>
-  <w:num w:numId="3" w16cid:durableId="2087846755">
-    <w:abstractNumId w:val="1"/>
   </w:num>
 </w:numbering>
 </file>
@@ -4054,8 +4030,8 @@
       <w:b/>
       <w:bCs/>
       <w:kern w:val="36"/>
-      <w:sz w:val="36"/>
-      <w:szCs w:val="36"/>
+      <w:sz w:val="48"/>
+      <w:szCs w:val="48"/>
     </w:rPr>
   </w:style>
   <w:style w:type="paragraph" w:styleId="2">
@@ -4071,8 +4047,8 @@
     <w:rPr>
       <w:b/>
       <w:bCs/>
-      <w:sz w:val="28"/>
-      <w:szCs w:val="28"/>
+      <w:sz w:val="36"/>
+      <w:szCs w:val="36"/>
     </w:rPr>
   </w:style>
   <w:style w:type="paragraph" w:styleId="3">
@@ -4088,6 +4064,8 @@
     <w:rPr>
       <w:b/>
       <w:bCs/>
+      <w:sz w:val="27"/>
+      <w:szCs w:val="27"/>
     </w:rPr>
   </w:style>
   <w:style w:type="character" w:default="1" w:styleId="a0">
@@ -4117,18 +4095,12 @@
     <w:semiHidden/>
     <w:unhideWhenUsed/>
   </w:style>
-  <w:style w:type="character" w:styleId="HTML">
-    <w:name w:val="HTML Code"/>
-    <w:basedOn w:val="a0"/>
-    <w:uiPriority w:val="99"/>
-    <w:semiHidden/>
-    <w:unhideWhenUsed/>
-    <w:rPr>
-      <w:rFonts w:ascii="Consolas" w:eastAsiaTheme="minorEastAsia" w:hAnsi="Consolas" w:cs="Courier New" w:hint="default"/>
-      <w:sz w:val="20"/>
-      <w:szCs w:val="20"/>
-      <w:shd w:val="clear" w:color="auto" w:fill="F2F2F2"/>
-    </w:rPr>
+  <w:style w:type="paragraph" w:customStyle="1" w:styleId="msonormal0">
+    <w:name w:val="msonormal"/>
+    <w:basedOn w:val="a"/>
+    <w:pPr>
+      <w:spacing w:before="100" w:beforeAutospacing="1" w:after="100" w:afterAutospacing="1"/>
+    </w:pPr>
   </w:style>
   <w:style w:type="character" w:customStyle="1" w:styleId="10">
     <w:name w:val="Заголовок 1 Знак"/>
@@ -4140,6 +4112,26 @@
       <w:color w:val="0F4761" w:themeColor="accent1" w:themeShade="BF"/>
       <w:sz w:val="40"/>
       <w:szCs w:val="40"/>
+    </w:rPr>
+  </w:style>
+  <w:style w:type="paragraph" w:styleId="a3">
+    <w:name w:val="Normal (Web)"/>
+    <w:basedOn w:val="a"/>
+    <w:uiPriority w:val="99"/>
+    <w:semiHidden/>
+    <w:unhideWhenUsed/>
+    <w:pPr>
+      <w:spacing w:before="100" w:beforeAutospacing="1" w:after="100" w:afterAutospacing="1"/>
+    </w:pPr>
+  </w:style>
+  <w:style w:type="character" w:styleId="a4">
+    <w:name w:val="Strong"/>
+    <w:basedOn w:val="a0"/>
+    <w:uiPriority w:val="22"/>
+    <w:qFormat/>
+    <w:rPr>
+      <w:b/>
+      <w:bCs/>
     </w:rPr>
   </w:style>
   <w:style w:type="character" w:customStyle="1" w:styleId="20">
@@ -4166,33 +4158,6 @@
       <w:color w:val="0F4761" w:themeColor="accent1" w:themeShade="BF"/>
       <w:sz w:val="28"/>
       <w:szCs w:val="28"/>
-    </w:rPr>
-  </w:style>
-  <w:style w:type="paragraph" w:customStyle="1" w:styleId="msonormal0">
-    <w:name w:val="msonormal"/>
-    <w:basedOn w:val="a"/>
-    <w:pPr>
-      <w:spacing w:before="100" w:beforeAutospacing="1" w:after="100" w:afterAutospacing="1"/>
-    </w:pPr>
-  </w:style>
-  <w:style w:type="paragraph" w:styleId="a3">
-    <w:name w:val="Normal (Web)"/>
-    <w:basedOn w:val="a"/>
-    <w:uiPriority w:val="99"/>
-    <w:semiHidden/>
-    <w:unhideWhenUsed/>
-    <w:pPr>
-      <w:spacing w:before="100" w:beforeAutospacing="1" w:after="100" w:afterAutospacing="1"/>
-    </w:pPr>
-  </w:style>
-  <w:style w:type="character" w:styleId="a4">
-    <w:name w:val="Strong"/>
-    <w:basedOn w:val="a0"/>
-    <w:uiPriority w:val="22"/>
-    <w:qFormat/>
-    <w:rPr>
-      <w:b/>
-      <w:bCs/>
     </w:rPr>
   </w:style>
 </w:styles>
